--- a/paper/iot-elsevier/CRSHE_IoT_CoverLetter.docx
+++ b/paper/iot-elsevier/CRSHE_IoT_CoverLetter.docx
@@ -93,7 +93,7 @@
         <w:rPr>
           <w:sz w:val="22"/>
         </w:rPr>
-        <w:t>We believe the paper suits Internet of Things because its central trade-off is an IoT one: measured against a single-server design, the multi-cloud trust split saves a modest factor in server work but more than three orders of magnitude in uplink and client cost, which is what thin, metered IoT clients need. The reference implementation, benchmark scripts and raw results are publicly available.</w:t>
+        <w:t>We believe the paper suits Internet of Things because its central trade-off is an IoT one: measured against a single-server design, the multi-cloud trust split saves a modest factor in server work but more than three orders of magnitude in uplink and client cost, which is what thin, metered IoT clients need.</w:t>
       </w:r>
     </w:p>
     <w:p/>
